--- a/docs/Full Paper - EPIC/EPIC2026_FullPaper_Izma_v1.docx
+++ b/docs/Full Paper - EPIC/EPIC2026_FullPaper_Izma_v1.docx
@@ -10111,7 +10111,15 @@
         <w:t>∞</w:t>
       </w:r>
       <w:r>
-        <w:t xml:space="preserve"> missions, from the recordings.</w:t>
+        <w:t xml:space="preserve"> missions, from the recordings (</w:t>
+      </w:r>
+      <w:hyperlink r:id="rIdYtPlaylist" w:history="1">
+        <w:r>
+          <w:t>https://youtube.com/playlist?list=PLfxyCAwHmhHI</w:t>
+        </w:r>
+      </w:hyperlink>
+      <w:r>
+        <w:t>).</w:t>
       </w:r>
     </w:p>
     <w:p>

--- a/docs/Full Paper - EPIC/EPIC2026_FullPaper_Izma_v1.docx
+++ b/docs/Full Paper - EPIC/EPIC2026_FullPaper_Izma_v1.docx
@@ -180,7 +180,15 @@
         <w:t>∞</w:t>
       </w:r>
       <w:r>
-        <w:t xml:space="preserve"> completed all four regions; in the three regions where both controllers finished, it lowered the RMS lateral sweep error by 16–31%, mostly by rejecting the mean wind, and finished 11–15% sooner, at 3.9–5.6 times the torque effort of PID-LQR. One PID-LQR mission was stopped after an agent struck an obstacle, and in three other missions an agent passed within rotor reach of a cylinder. Each configuration was flown once, so these are single-run observations.</w:t>
+        <w:t xml:space="preserve"> completed all four regions; in the three regions where both controllers finished, it lowered the RMS lateral sweep error by 16–31%, mostly by rejecting the mean wind, and finished 11–15% sooner, at 3.9–5.6 times the torque effort of PID-LQR. One PID-LQR mission was stopped after an agent struck an obstacle, and in three other missions an agent passed within rotor reach of a cylinder. Each configuration was flown once, so these are single-run observations. The source code is available at </w:t>
+      </w:r>
+      <w:hyperlink r:id="rIdGithubRepo" w:history="1">
+        <w:r>
+          <w:t>https://github.com/izmaherdian/swarm-quadrotor-mapping</w:t>
+        </w:r>
+      </w:hyperlink>
+      <w:r>
+        <w:t>.</w:t>
       </w:r>
     </w:p>
     <w:p>

--- a/docs/Full Paper - EPIC/EPIC2026_FullPaper_Izma_v1.docx
+++ b/docs/Full Paper - EPIC/EPIC2026_FullPaper_Izma_v1.docx
@@ -7384,7 +7384,7 @@
               <w:rPr>
                 <w:sz w:val="16"/>
               </w:rPr>
-              <w:t>260</w:t>
+              <w:t>257</w:t>
             </w:r>
           </w:p>
         </w:tc>
@@ -7965,7 +7965,7 @@
               <w:rPr>
                 <w:sz w:val="16"/>
               </w:rPr>
-              <w:t>204</w:t>
+              <w:t>201</w:t>
             </w:r>
           </w:p>
         </w:tc>
@@ -8232,7 +8232,7 @@
               <w:rPr>
                 <w:sz w:val="16"/>
               </w:rPr>
-              <w:t>236</w:t>
+              <w:t>233</w:t>
             </w:r>
           </w:p>
         </w:tc>
@@ -8519,7 +8519,7 @@
               <w:rPr>
                 <w:sz w:val="16"/>
               </w:rPr>
-              <w:t>205</w:t>
+              <w:t>202</w:t>
             </w:r>
           </w:p>
         </w:tc>
@@ -8786,7 +8786,7 @@
               <w:rPr>
                 <w:sz w:val="16"/>
               </w:rPr>
-              <w:t>240</w:t>
+              <w:t>237</w:t>
             </w:r>
           </w:p>
         </w:tc>
@@ -9073,7 +9073,7 @@
               <w:rPr>
                 <w:sz w:val="16"/>
               </w:rPr>
-              <w:t>198</w:t>
+              <w:t>195</w:t>
             </w:r>
           </w:p>
         </w:tc>
@@ -9355,7 +9355,7 @@
               <w:rPr>
                 <w:sz w:val="16"/>
               </w:rPr>
-              <w:t>222</w:t>
+              <w:t>219</w:t>
             </w:r>
           </w:p>
         </w:tc>
